--- a/assets/bs5839-battery-calc-template.docx
+++ b/assets/bs5839-battery-calc-template.docx
@@ -4,12 +4,13 @@
   <w:body>
     <w:p>
       <w:pPr>
+        <w:spacing w:after="40"/>
         <w:jc w:val="center"/>
       </w:pPr>
       <w:r>
         <w:drawing>
           <wp:inline xmlns:a="http://schemas.openxmlformats.org/drawingml/2006/main" xmlns:pic="http://schemas.openxmlformats.org/drawingml/2006/picture">
-            <wp:extent cx="1620000" cy="1278947"/>
+            <wp:extent cx="1368000" cy="1080000"/>
             <wp:docPr id="1" name="Picture 1"/>
             <wp:cNvGraphicFramePr>
               <a:graphicFrameLocks noChangeAspect="1"/>
@@ -30,7 +31,7 @@
                   <pic:spPr>
                     <a:xfrm>
                       <a:off x="0" y="0"/>
-                      <a:ext cx="1620000" cy="1278947"/>
+                      <a:ext cx="1368000" cy="1080000"/>
                     </a:xfrm>
                     <a:prstGeom prst="rect"/>
                   </pic:spPr>
@@ -43,41 +44,212 @@
     </w:p>
     <w:p>
       <w:pPr>
+        <w:spacing w:before="80" w:after="160"/>
         <w:jc w:val="center"/>
       </w:pPr>
       <w:r>
         <w:rPr>
+          <w:rFonts w:ascii="Calibri" w:hAnsi="Calibri"/>
           <w:b/>
-          <w:color w:val="C53030"/>
+          <w:color w:val="1A1F2C"/>
           <w:sz w:val="28"/>
         </w:rPr>
-        <w:t>BHO A058   Customer Fire Alarm Battery Calculation</w:t>
+        <w:t>A058  Customer Fire Alarm Battery Calculation</w:t>
       </w:r>
     </w:p>
+    <w:tbl>
+      <w:tblPr>
+        <w:tblW w:type="auto" w:w="0"/>
+        <w:tblLayout w:type="fixed"/>
+        <w:tblLook w:firstColumn="1" w:firstRow="1" w:lastColumn="0" w:lastRow="0" w:noHBand="0" w:noVBand="1" w:val="04A0"/>
+        <w:tblBorders>
+          <w:top w:val="nil"/>
+          <w:left w:val="nil"/>
+          <w:bottom w:val="nil"/>
+          <w:right w:val="nil"/>
+          <w:insideH w:val="nil"/>
+          <w:insideV w:val="nil"/>
+        </w:tblBorders>
+      </w:tblPr>
+      <w:tblGrid>
+        <w:gridCol w:w="10540"/>
+      </w:tblGrid>
+      <w:tr>
+        <w:tc>
+          <w:tcPr>
+            <w:tcW w:type="dxa" w:w="9921"/>
+            <w:shd w:val="clear" w:color="auto" w:fill="EFF1F4"/>
+            <w:tcMar>
+              <w:top w:w="160" w:type="dxa"/>
+              <w:bottom w:w="160" w:type="dxa"/>
+              <w:left w:w="200" w:type="dxa"/>
+              <w:right w:w="200" w:type="dxa"/>
+            </w:tcMar>
+          </w:tcPr>
+          <w:p>
+            <w:pPr>
+              <w:spacing w:after="120"/>
+            </w:pPr>
+            <w:r>
+              <w:rPr>
+                <w:rFonts w:ascii="Calibri" w:hAnsi="Calibri"/>
+                <w:b/>
+                <w:color w:val="E03E3E"/>
+                <w:sz w:val="20"/>
+              </w:rPr>
+              <w:t>Fire alarm battery calculations for</w:t>
+            </w:r>
+          </w:p>
+          <w:tbl>
+            <w:tblPr>
+              <w:tblW w:type="auto" w:w="0"/>
+              <w:tblLayout w:type="fixed"/>
+              <w:tblLook w:firstColumn="1" w:firstRow="1" w:lastColumn="0" w:lastRow="0" w:noHBand="0" w:noVBand="1" w:val="04A0"/>
+              <w:tblBorders>
+                <w:top w:val="nil"/>
+                <w:left w:val="nil"/>
+                <w:bottom w:val="nil"/>
+                <w:right w:val="nil"/>
+                <w:insideH w:val="nil"/>
+                <w:insideV w:val="nil"/>
+              </w:tblBorders>
+            </w:tblPr>
+            <w:tblGrid>
+              <w:gridCol w:w="4960"/>
+              <w:gridCol w:w="4960"/>
+            </w:tblGrid>
+            <w:tr>
+              <w:tc>
+                <w:tcPr>
+                  <w:tcW w:type="dxa" w:w="2268"/>
+                  <w:vAlign w:val="center"/>
+                </w:tcPr>
+                <w:p>
+                  <w:r>
+                    <w:rPr>
+                      <w:rFonts w:ascii="Calibri" w:hAnsi="Calibri"/>
+                      <w:color w:val="E03E3E"/>
+                      <w:sz w:val="18"/>
+                    </w:rPr>
+                    <w:t>Address</w:t>
+                  </w:r>
+                </w:p>
+              </w:tc>
+              <w:tc>
+                <w:tcPr>
+                  <w:tcW w:type="dxa" w:w="7370"/>
+                  <w:vAlign w:val="center"/>
+                  <w:shd w:val="clear" w:color="auto" w:fill="FFFFFF"/>
+                  <w:tcBorders>
+                    <w:top w:val="single" w:sz="4" w:space="0" w:color="C7CCD3"/>
+                    <w:left w:val="single" w:sz="4" w:space="0" w:color="C7CCD3"/>
+                    <w:bottom w:val="single" w:sz="4" w:space="0" w:color="C7CCD3"/>
+                    <w:right w:val="single" w:sz="4" w:space="0" w:color="C7CCD3"/>
+                  </w:tcBorders>
+                  <w:tcMar>
+                    <w:top w:w="60" w:type="dxa"/>
+                    <w:bottom w:w="60" w:type="dxa"/>
+                    <w:left w:w="100" w:type="dxa"/>
+                    <w:right w:w="100" w:type="dxa"/>
+                  </w:tcMar>
+                </w:tcPr>
+                <w:p>
+                  <w:r>
+                    <w:rPr>
+                      <w:rFonts w:ascii="Calibri" w:hAnsi="Calibri"/>
+                      <w:color w:val="1A1F2C"/>
+                      <w:sz w:val="20"/>
+                    </w:rPr>
+                    <w:t>[Site Address]</w:t>
+                  </w:r>
+                </w:p>
+              </w:tc>
+            </w:tr>
+          </w:tbl>
+          <w:p/>
+          <w:tbl>
+            <w:tblPr>
+              <w:tblW w:type="auto" w:w="0"/>
+              <w:tblLayout w:type="fixed"/>
+              <w:tblLook w:firstColumn="1" w:firstRow="1" w:lastColumn="0" w:lastRow="0" w:noHBand="0" w:noVBand="1" w:val="04A0"/>
+              <w:tblBorders>
+                <w:top w:val="nil"/>
+                <w:left w:val="nil"/>
+                <w:bottom w:val="nil"/>
+                <w:right w:val="nil"/>
+                <w:insideH w:val="nil"/>
+                <w:insideV w:val="nil"/>
+              </w:tblBorders>
+            </w:tblPr>
+            <w:tblGrid>
+              <w:gridCol w:w="4960"/>
+              <w:gridCol w:w="4960"/>
+            </w:tblGrid>
+            <w:tr>
+              <w:tc>
+                <w:tcPr>
+                  <w:tcW w:type="dxa" w:w="2268"/>
+                  <w:vAlign w:val="center"/>
+                </w:tcPr>
+                <w:p>
+                  <w:r>
+                    <w:rPr>
+                      <w:rFonts w:ascii="Calibri" w:hAnsi="Calibri"/>
+                      <w:color w:val="E03E3E"/>
+                      <w:sz w:val="18"/>
+                    </w:rPr>
+                    <w:t>Postcode</w:t>
+                  </w:r>
+                </w:p>
+              </w:tc>
+              <w:tc>
+                <w:tcPr>
+                  <w:tcW w:type="dxa" w:w="3402"/>
+                  <w:vAlign w:val="center"/>
+                  <w:shd w:val="clear" w:color="auto" w:fill="FFFFFF"/>
+                  <w:tcBorders>
+                    <w:top w:val="single" w:sz="4" w:space="0" w:color="C7CCD3"/>
+                    <w:left w:val="single" w:sz="4" w:space="0" w:color="C7CCD3"/>
+                    <w:bottom w:val="single" w:sz="4" w:space="0" w:color="C7CCD3"/>
+                    <w:right w:val="single" w:sz="4" w:space="0" w:color="C7CCD3"/>
+                  </w:tcBorders>
+                  <w:tcMar>
+                    <w:top w:w="60" w:type="dxa"/>
+                    <w:bottom w:w="60" w:type="dxa"/>
+                    <w:left w:w="100" w:type="dxa"/>
+                    <w:right w:w="100" w:type="dxa"/>
+                  </w:tcMar>
+                </w:tcPr>
+                <w:p>
+                  <w:r>
+                    <w:rPr>
+                      <w:rFonts w:ascii="Calibri" w:hAnsi="Calibri"/>
+                      <w:color w:val="1A1F2C"/>
+                      <w:sz w:val="20"/>
+                    </w:rPr>
+                    <w:t>[Site Postcode]</w:t>
+                  </w:r>
+                </w:p>
+              </w:tc>
+            </w:tr>
+          </w:tbl>
+          <w:p/>
+        </w:tc>
+      </w:tr>
+    </w:tbl>
     <w:p>
+      <w:pPr>
+        <w:spacing w:after="0"/>
+      </w:pPr>
       <w:r>
         <w:rPr>
           <w:sz w:val="4"/>
         </w:rPr>
       </w:r>
     </w:p>
-    <w:p>
-      <w:pPr>
-        <w:spacing w:after="40"/>
-      </w:pPr>
-      <w:r>
-        <w:rPr>
-          <w:b/>
-          <w:color w:val="C53030"/>
-          <w:sz w:val="20"/>
-        </w:rPr>
-        <w:t>Fire alarm battery calculations for</w:t>
-      </w:r>
-    </w:p>
     <w:tbl>
       <w:tblPr>
         <w:tblW w:type="auto" w:w="0"/>
-        <w:jc w:val="left"/>
         <w:tblLayout w:type="fixed"/>
         <w:tblLook w:firstColumn="1" w:firstRow="1" w:lastColumn="0" w:lastRow="0" w:noHBand="0" w:noVBand="1" w:val="04A0"/>
         <w:tblBorders>
@@ -90,85 +262,533 @@
         </w:tblBorders>
       </w:tblPr>
       <w:tblGrid>
-        <w:gridCol w:w="5270"/>
-        <w:gridCol w:w="5270"/>
+        <w:gridCol w:w="10540"/>
       </w:tblGrid>
       <w:tr>
         <w:tc>
           <w:tcPr>
-            <w:tcW w:type="dxa" w:w="2551"/>
+            <w:tcW w:type="dxa" w:w="9921"/>
+            <w:shd w:val="clear" w:color="auto" w:fill="EFF1F4"/>
+            <w:tcMar>
+              <w:top w:w="160" w:type="dxa"/>
+              <w:bottom w:w="160" w:type="dxa"/>
+              <w:left w:w="200" w:type="dxa"/>
+              <w:right w:w="200" w:type="dxa"/>
+            </w:tcMar>
           </w:tcPr>
+          <w:p>
+            <w:pPr>
+              <w:spacing w:after="120"/>
+            </w:pPr>
+            <w:r>
+              <w:rPr>
+                <w:rFonts w:ascii="Calibri" w:hAnsi="Calibri"/>
+                <w:b/>
+                <w:color w:val="E03E3E"/>
+                <w:sz w:val="20"/>
+              </w:rPr>
+              <w:t>Battery calculation</w:t>
+            </w:r>
+          </w:p>
+          <w:tbl>
+            <w:tblPr>
+              <w:tblW w:type="auto" w:w="0"/>
+              <w:tblLayout w:type="fixed"/>
+              <w:tblLook w:firstColumn="1" w:firstRow="1" w:lastColumn="0" w:lastRow="0" w:noHBand="0" w:noVBand="1" w:val="04A0"/>
+              <w:tblBorders>
+                <w:top w:val="nil"/>
+                <w:left w:val="nil"/>
+                <w:bottom w:val="nil"/>
+                <w:right w:val="nil"/>
+                <w:insideH w:val="nil"/>
+                <w:insideV w:val="nil"/>
+              </w:tblBorders>
+            </w:tblPr>
+            <w:tblGrid>
+              <w:gridCol w:w="4960"/>
+              <w:gridCol w:w="4960"/>
+            </w:tblGrid>
+            <w:tr>
+              <w:tc>
+                <w:tcPr>
+                  <w:tcW w:type="dxa" w:w="2268"/>
+                  <w:vAlign w:val="center"/>
+                </w:tcPr>
+                <w:p>
+                  <w:r>
+                    <w:rPr>
+                      <w:rFonts w:ascii="Calibri" w:hAnsi="Calibri"/>
+                      <w:color w:val="E03E3E"/>
+                      <w:sz w:val="18"/>
+                    </w:rPr>
+                    <w:t>Job number</w:t>
+                  </w:r>
+                </w:p>
+              </w:tc>
+              <w:tc>
+                <w:tcPr>
+                  <w:tcW w:type="dxa" w:w="7370"/>
+                  <w:vAlign w:val="center"/>
+                  <w:shd w:val="clear" w:color="auto" w:fill="FFFFFF"/>
+                  <w:tcBorders>
+                    <w:top w:val="single" w:sz="4" w:space="0" w:color="C7CCD3"/>
+                    <w:left w:val="single" w:sz="4" w:space="0" w:color="C7CCD3"/>
+                    <w:bottom w:val="single" w:sz="4" w:space="0" w:color="C7CCD3"/>
+                    <w:right w:val="single" w:sz="4" w:space="0" w:color="C7CCD3"/>
+                  </w:tcBorders>
+                  <w:tcMar>
+                    <w:top w:w="60" w:type="dxa"/>
+                    <w:bottom w:w="60" w:type="dxa"/>
+                    <w:left w:w="100" w:type="dxa"/>
+                    <w:right w:w="100" w:type="dxa"/>
+                  </w:tcMar>
+                </w:tcPr>
+                <w:p>
+                  <w:r>
+                    <w:rPr>
+                      <w:rFonts w:ascii="Calibri" w:hAnsi="Calibri"/>
+                      <w:color w:val="1A1F2C"/>
+                      <w:sz w:val="20"/>
+                    </w:rPr>
+                    <w:t>[Job Number]</w:t>
+                  </w:r>
+                </w:p>
+              </w:tc>
+            </w:tr>
+          </w:tbl>
+          <w:p/>
+          <w:tbl>
+            <w:tblPr>
+              <w:tblW w:type="auto" w:w="0"/>
+              <w:tblLayout w:type="fixed"/>
+              <w:tblLook w:firstColumn="1" w:firstRow="1" w:lastColumn="0" w:lastRow="0" w:noHBand="0" w:noVBand="1" w:val="04A0"/>
+              <w:tblBorders>
+                <w:top w:val="nil"/>
+                <w:left w:val="nil"/>
+                <w:bottom w:val="nil"/>
+                <w:right w:val="nil"/>
+                <w:insideH w:val="nil"/>
+                <w:insideV w:val="nil"/>
+              </w:tblBorders>
+            </w:tblPr>
+            <w:tblGrid>
+              <w:gridCol w:w="2480"/>
+              <w:gridCol w:w="2480"/>
+              <w:gridCol w:w="2480"/>
+              <w:gridCol w:w="2480"/>
+            </w:tblGrid>
+            <w:tr>
+              <w:tc>
+                <w:tcPr>
+                  <w:tcW w:type="dxa" w:w="1474"/>
+                  <w:vAlign w:val="center"/>
+                </w:tcPr>
+                <w:p>
+                  <w:r>
+                    <w:rPr>
+                      <w:rFonts w:ascii="Calibri" w:hAnsi="Calibri"/>
+                      <w:color w:val="E03E3E"/>
+                      <w:sz w:val="18"/>
+                    </w:rPr>
+                    <w:t>Standby current 1 (A)</w:t>
+                  </w:r>
+                </w:p>
+              </w:tc>
+              <w:tc>
+                <w:tcPr>
+                  <w:tcW w:type="dxa" w:w="3628"/>
+                  <w:vAlign w:val="center"/>
+                  <w:shd w:val="clear" w:color="auto" w:fill="FFFFFF"/>
+                  <w:tcBorders>
+                    <w:top w:val="single" w:sz="4" w:space="0" w:color="C7CCD3"/>
+                    <w:left w:val="single" w:sz="4" w:space="0" w:color="C7CCD3"/>
+                    <w:bottom w:val="single" w:sz="4" w:space="0" w:color="C7CCD3"/>
+                    <w:right w:val="single" w:sz="4" w:space="0" w:color="C7CCD3"/>
+                  </w:tcBorders>
+                  <w:tcMar>
+                    <w:top w:w="60" w:type="dxa"/>
+                    <w:bottom w:w="60" w:type="dxa"/>
+                    <w:left w:w="100" w:type="dxa"/>
+                    <w:right w:w="100" w:type="dxa"/>
+                  </w:tcMar>
+                </w:tcPr>
+                <w:p>
+                  <w:r>
+                    <w:rPr>
+                      <w:rFonts w:ascii="Calibri" w:hAnsi="Calibri"/>
+                      <w:color w:val="1A1F2C"/>
+                      <w:sz w:val="20"/>
+                    </w:rPr>
+                    <w:t>[Standby Current]</w:t>
+                  </w:r>
+                </w:p>
+              </w:tc>
+              <w:tc>
+                <w:tcPr>
+                  <w:tcW w:type="dxa" w:w="1361"/>
+                  <w:vAlign w:val="center"/>
+                </w:tcPr>
+                <w:p>
+                  <w:r>
+                    <w:rPr>
+                      <w:rFonts w:ascii="Calibri" w:hAnsi="Calibri"/>
+                      <w:color w:val="E03E3E"/>
+                      <w:sz w:val="18"/>
+                    </w:rPr>
+                    <w:t>Standby time (hrs)</w:t>
+                  </w:r>
+                </w:p>
+              </w:tc>
+              <w:tc>
+                <w:tcPr>
+                  <w:tcW w:type="dxa" w:w="3458"/>
+                  <w:vAlign w:val="center"/>
+                  <w:shd w:val="clear" w:color="auto" w:fill="FFFFFF"/>
+                  <w:tcBorders>
+                    <w:top w:val="single" w:sz="4" w:space="0" w:color="C7CCD3"/>
+                    <w:left w:val="single" w:sz="4" w:space="0" w:color="C7CCD3"/>
+                    <w:bottom w:val="single" w:sz="4" w:space="0" w:color="C7CCD3"/>
+                    <w:right w:val="single" w:sz="4" w:space="0" w:color="C7CCD3"/>
+                  </w:tcBorders>
+                  <w:tcMar>
+                    <w:top w:w="60" w:type="dxa"/>
+                    <w:bottom w:w="60" w:type="dxa"/>
+                    <w:left w:w="100" w:type="dxa"/>
+                    <w:right w:w="100" w:type="dxa"/>
+                  </w:tcMar>
+                </w:tcPr>
+                <w:p>
+                  <w:r>
+                    <w:rPr>
+                      <w:rFonts w:ascii="Calibri" w:hAnsi="Calibri"/>
+                      <w:color w:val="1A1F2C"/>
+                      <w:sz w:val="20"/>
+                    </w:rPr>
+                    <w:t>[Standby Hours]</w:t>
+                  </w:r>
+                </w:p>
+              </w:tc>
+            </w:tr>
+          </w:tbl>
+          <w:p/>
+          <w:tbl>
+            <w:tblPr>
+              <w:tblW w:type="auto" w:w="0"/>
+              <w:tblLayout w:type="fixed"/>
+              <w:tblLook w:firstColumn="1" w:firstRow="1" w:lastColumn="0" w:lastRow="0" w:noHBand="0" w:noVBand="1" w:val="04A0"/>
+              <w:tblBorders>
+                <w:top w:val="nil"/>
+                <w:left w:val="nil"/>
+                <w:bottom w:val="nil"/>
+                <w:right w:val="nil"/>
+                <w:insideH w:val="nil"/>
+                <w:insideV w:val="nil"/>
+              </w:tblBorders>
+            </w:tblPr>
+            <w:tblGrid>
+              <w:gridCol w:w="2480"/>
+              <w:gridCol w:w="2480"/>
+              <w:gridCol w:w="2480"/>
+              <w:gridCol w:w="2480"/>
+            </w:tblGrid>
+            <w:tr>
+              <w:tc>
+                <w:tcPr>
+                  <w:tcW w:type="dxa" w:w="1474"/>
+                  <w:vAlign w:val="center"/>
+                </w:tcPr>
+                <w:p>
+                  <w:r>
+                    <w:rPr>
+                      <w:rFonts w:ascii="Calibri" w:hAnsi="Calibri"/>
+                      <w:color w:val="E03E3E"/>
+                      <w:sz w:val="18"/>
+                    </w:rPr>
+                    <w:t>+ Alarm current 2 (A)</w:t>
+                  </w:r>
+                </w:p>
+              </w:tc>
+              <w:tc>
+                <w:tcPr>
+                  <w:tcW w:type="dxa" w:w="3628"/>
+                  <w:vAlign w:val="center"/>
+                  <w:shd w:val="clear" w:color="auto" w:fill="FFFFFF"/>
+                  <w:tcBorders>
+                    <w:top w:val="single" w:sz="4" w:space="0" w:color="C7CCD3"/>
+                    <w:left w:val="single" w:sz="4" w:space="0" w:color="C7CCD3"/>
+                    <w:bottom w:val="single" w:sz="4" w:space="0" w:color="C7CCD3"/>
+                    <w:right w:val="single" w:sz="4" w:space="0" w:color="C7CCD3"/>
+                  </w:tcBorders>
+                  <w:tcMar>
+                    <w:top w:w="60" w:type="dxa"/>
+                    <w:bottom w:w="60" w:type="dxa"/>
+                    <w:left w:w="100" w:type="dxa"/>
+                    <w:right w:w="100" w:type="dxa"/>
+                  </w:tcMar>
+                </w:tcPr>
+                <w:p>
+                  <w:r>
+                    <w:rPr>
+                      <w:rFonts w:ascii="Calibri" w:hAnsi="Calibri"/>
+                      <w:color w:val="1A1F2C"/>
+                      <w:sz w:val="20"/>
+                    </w:rPr>
+                    <w:t>[Alarm Current]</w:t>
+                  </w:r>
+                </w:p>
+              </w:tc>
+              <w:tc>
+                <w:tcPr>
+                  <w:tcW w:type="dxa" w:w="1361"/>
+                  <w:vAlign w:val="center"/>
+                </w:tcPr>
+                <w:p>
+                  <w:r>
+                    <w:rPr>
+                      <w:rFonts w:ascii="Calibri" w:hAnsi="Calibri"/>
+                      <w:color w:val="E03E3E"/>
+                      <w:sz w:val="18"/>
+                    </w:rPr>
+                    <w:t>=  Sub-total (Ah)</w:t>
+                  </w:r>
+                </w:p>
+              </w:tc>
+              <w:tc>
+                <w:tcPr>
+                  <w:tcW w:type="dxa" w:w="3458"/>
+                  <w:vAlign w:val="center"/>
+                  <w:shd w:val="clear" w:color="auto" w:fill="FFFFFF"/>
+                  <w:tcBorders>
+                    <w:top w:val="single" w:sz="4" w:space="0" w:color="C7CCD3"/>
+                    <w:left w:val="single" w:sz="4" w:space="0" w:color="C7CCD3"/>
+                    <w:bottom w:val="single" w:sz="4" w:space="0" w:color="C7CCD3"/>
+                    <w:right w:val="single" w:sz="4" w:space="0" w:color="C7CCD3"/>
+                  </w:tcBorders>
+                  <w:tcMar>
+                    <w:top w:w="60" w:type="dxa"/>
+                    <w:bottom w:w="60" w:type="dxa"/>
+                    <w:left w:w="100" w:type="dxa"/>
+                    <w:right w:w="100" w:type="dxa"/>
+                  </w:tcMar>
+                </w:tcPr>
+                <w:p>
+                  <w:r>
+                    <w:rPr>
+                      <w:rFonts w:ascii="Calibri" w:hAnsi="Calibri"/>
+                      <w:color w:val="1A1F2C"/>
+                      <w:sz w:val="20"/>
+                    </w:rPr>
+                    <w:t>[Battery Subtotal]</w:t>
+                  </w:r>
+                </w:p>
+              </w:tc>
+            </w:tr>
+          </w:tbl>
+          <w:p/>
+          <w:tbl>
+            <w:tblPr>
+              <w:tblW w:type="auto" w:w="0"/>
+              <w:tblLayout w:type="fixed"/>
+              <w:tblLook w:firstColumn="1" w:firstRow="1" w:lastColumn="0" w:lastRow="0" w:noHBand="0" w:noVBand="1" w:val="04A0"/>
+              <w:tblBorders>
+                <w:top w:val="nil"/>
+                <w:left w:val="nil"/>
+                <w:bottom w:val="nil"/>
+                <w:right w:val="nil"/>
+                <w:insideH w:val="nil"/>
+                <w:insideV w:val="nil"/>
+              </w:tblBorders>
+            </w:tblPr>
+            <w:tblGrid>
+              <w:gridCol w:w="4960"/>
+              <w:gridCol w:w="4960"/>
+            </w:tblGrid>
+            <w:tr>
+              <w:tc>
+                <w:tcPr>
+                  <w:tcW w:type="dxa" w:w="3969"/>
+                  <w:vAlign w:val="center"/>
+                </w:tcPr>
+                <w:p>
+                  <w:r>
+                    <w:rPr>
+                      <w:rFonts w:ascii="Calibri" w:hAnsi="Calibri"/>
+                      <w:color w:val="E03E3E"/>
+                      <w:sz w:val="18"/>
+                    </w:rPr>
+                    <w:t>× 1.25 = Minimum battery capacity (Ah)</w:t>
+                  </w:r>
+                </w:p>
+              </w:tc>
+              <w:tc>
+                <w:tcPr>
+                  <w:tcW w:type="dxa" w:w="5669"/>
+                  <w:vAlign w:val="center"/>
+                  <w:shd w:val="clear" w:color="auto" w:fill="FFFFFF"/>
+                  <w:tcBorders>
+                    <w:top w:val="single" w:sz="4" w:space="0" w:color="C7CCD3"/>
+                    <w:left w:val="single" w:sz="4" w:space="0" w:color="C7CCD3"/>
+                    <w:bottom w:val="single" w:sz="4" w:space="0" w:color="C7CCD3"/>
+                    <w:right w:val="single" w:sz="4" w:space="0" w:color="C7CCD3"/>
+                  </w:tcBorders>
+                  <w:tcMar>
+                    <w:top w:w="60" w:type="dxa"/>
+                    <w:bottom w:w="60" w:type="dxa"/>
+                    <w:left w:w="100" w:type="dxa"/>
+                    <w:right w:w="100" w:type="dxa"/>
+                  </w:tcMar>
+                </w:tcPr>
+                <w:p>
+                  <w:r>
+                    <w:rPr>
+                      <w:rFonts w:ascii="Calibri" w:hAnsi="Calibri"/>
+                      <w:color w:val="1A1F2C"/>
+                      <w:sz w:val="20"/>
+                    </w:rPr>
+                    <w:t>[Min Battery Capacity]</w:t>
+                  </w:r>
+                </w:p>
+              </w:tc>
+            </w:tr>
+          </w:tbl>
+          <w:p/>
+          <w:p>
+            <w:pPr>
+              <w:spacing w:after="80"/>
+            </w:pPr>
+            <w:r>
+              <w:rPr>
+                <w:rFonts w:ascii="Calibri" w:hAnsi="Calibri"/>
+                <w:i/>
+                <w:color w:val="1A1F2C"/>
+                <w:sz w:val="16"/>
+              </w:rPr>
+              <w:t>Round up to the nearest standard battery size in Ah (e.g. 5.6 → 7 Ah).</w:t>
+            </w:r>
+          </w:p>
+          <w:tbl>
+            <w:tblPr>
+              <w:tblW w:type="auto" w:w="0"/>
+              <w:tblLayout w:type="fixed"/>
+              <w:tblLook w:firstColumn="1" w:firstRow="1" w:lastColumn="0" w:lastRow="0" w:noHBand="0" w:noVBand="1" w:val="04A0"/>
+              <w:tblBorders>
+                <w:top w:val="nil"/>
+                <w:left w:val="nil"/>
+                <w:bottom w:val="nil"/>
+                <w:right w:val="nil"/>
+                <w:insideH w:val="nil"/>
+                <w:insideV w:val="nil"/>
+              </w:tblBorders>
+            </w:tblPr>
+            <w:tblGrid>
+              <w:gridCol w:w="2480"/>
+              <w:gridCol w:w="2480"/>
+              <w:gridCol w:w="2480"/>
+              <w:gridCol w:w="2480"/>
+            </w:tblGrid>
+            <w:tr>
+              <w:tc>
+                <w:tcPr>
+                  <w:tcW w:type="dxa" w:w="1474"/>
+                  <w:vAlign w:val="center"/>
+                </w:tcPr>
+                <w:p>
+                  <w:r>
+                    <w:rPr>
+                      <w:rFonts w:ascii="Calibri" w:hAnsi="Calibri"/>
+                      <w:color w:val="E03E3E"/>
+                      <w:sz w:val="18"/>
+                    </w:rPr>
+                    <w:t>Design battery size (Ah)</w:t>
+                  </w:r>
+                </w:p>
+              </w:tc>
+              <w:tc>
+                <w:tcPr>
+                  <w:tcW w:type="dxa" w:w="3628"/>
+                  <w:vAlign w:val="center"/>
+                  <w:shd w:val="clear" w:color="auto" w:fill="FFFFFF"/>
+                  <w:tcBorders>
+                    <w:top w:val="single" w:sz="4" w:space="0" w:color="C7CCD3"/>
+                    <w:left w:val="single" w:sz="4" w:space="0" w:color="C7CCD3"/>
+                    <w:bottom w:val="single" w:sz="4" w:space="0" w:color="C7CCD3"/>
+                    <w:right w:val="single" w:sz="4" w:space="0" w:color="C7CCD3"/>
+                  </w:tcBorders>
+                  <w:tcMar>
+                    <w:top w:w="60" w:type="dxa"/>
+                    <w:bottom w:w="60" w:type="dxa"/>
+                    <w:left w:w="100" w:type="dxa"/>
+                    <w:right w:w="100" w:type="dxa"/>
+                  </w:tcMar>
+                </w:tcPr>
+                <w:p>
+                  <w:r>
+                    <w:rPr>
+                      <w:rFonts w:ascii="Calibri" w:hAnsi="Calibri"/>
+                      <w:color w:val="1A1F2C"/>
+                      <w:sz w:val="20"/>
+                    </w:rPr>
+                    <w:t>[Design Battery]</w:t>
+                  </w:r>
+                </w:p>
+              </w:tc>
+              <w:tc>
+                <w:tcPr>
+                  <w:tcW w:type="dxa" w:w="1361"/>
+                  <w:vAlign w:val="center"/>
+                </w:tcPr>
+                <w:p>
+                  <w:r>
+                    <w:rPr>
+                      <w:rFonts w:ascii="Calibri" w:hAnsi="Calibri"/>
+                      <w:color w:val="E03E3E"/>
+                      <w:sz w:val="18"/>
+                    </w:rPr>
+                    <w:t>Installed battery size (Ah)</w:t>
+                  </w:r>
+                </w:p>
+              </w:tc>
+              <w:tc>
+                <w:tcPr>
+                  <w:tcW w:type="dxa" w:w="3458"/>
+                  <w:vAlign w:val="center"/>
+                  <w:shd w:val="clear" w:color="auto" w:fill="FFFFFF"/>
+                  <w:tcBorders>
+                    <w:top w:val="single" w:sz="4" w:space="0" w:color="C7CCD3"/>
+                    <w:left w:val="single" w:sz="4" w:space="0" w:color="C7CCD3"/>
+                    <w:bottom w:val="single" w:sz="4" w:space="0" w:color="C7CCD3"/>
+                    <w:right w:val="single" w:sz="4" w:space="0" w:color="C7CCD3"/>
+                  </w:tcBorders>
+                  <w:tcMar>
+                    <w:top w:w="60" w:type="dxa"/>
+                    <w:bottom w:w="60" w:type="dxa"/>
+                    <w:left w:w="100" w:type="dxa"/>
+                    <w:right w:w="100" w:type="dxa"/>
+                  </w:tcMar>
+                </w:tcPr>
+                <w:p>
+                  <w:r>
+                    <w:rPr>
+                      <w:rFonts w:ascii="Calibri" w:hAnsi="Calibri"/>
+                      <w:color w:val="1A1F2C"/>
+                      <w:sz w:val="20"/>
+                    </w:rPr>
+                    <w:t>[Installed Battery]</w:t>
+                  </w:r>
+                </w:p>
+              </w:tc>
+            </w:tr>
+          </w:tbl>
+          <w:p/>
           <w:p>
             <w:r>
               <w:rPr>
-                <w:color w:val="6B7280"/>
+                <w:rFonts w:ascii="Calibri" w:hAnsi="Calibri"/>
+                <w:b/>
+                <w:color w:val="E03E3E"/>
                 <w:sz w:val="18"/>
               </w:rPr>
-              <w:t>Address</w:t>
-            </w:r>
-          </w:p>
-        </w:tc>
-        <w:tc>
-          <w:tcPr>
-            <w:tcW w:type="dxa" w:w="6520"/>
-            <w:shd w:val="clear" w:color="auto" w:fill="EFF1F4"/>
-          </w:tcPr>
-          <w:p>
-            <w:r>
-              <w:rPr>
-                <w:sz w:val="20"/>
-              </w:rPr>
-              <w:t>[Site Address]</w:t>
-            </w:r>
-          </w:p>
-        </w:tc>
-      </w:tr>
-    </w:tbl>
-    <w:tbl>
-      <w:tblPr>
-        <w:tblW w:type="auto" w:w="0"/>
-        <w:jc w:val="left"/>
-        <w:tblLayout w:type="fixed"/>
-        <w:tblLook w:firstColumn="1" w:firstRow="1" w:lastColumn="0" w:lastRow="0" w:noHBand="0" w:noVBand="1" w:val="04A0"/>
-        <w:tblBorders>
-          <w:top w:val="nil"/>
-          <w:left w:val="nil"/>
-          <w:bottom w:val="nil"/>
-          <w:right w:val="nil"/>
-          <w:insideH w:val="nil"/>
-          <w:insideV w:val="nil"/>
-        </w:tblBorders>
-      </w:tblPr>
-      <w:tblGrid>
-        <w:gridCol w:w="5270"/>
-        <w:gridCol w:w="5270"/>
-      </w:tblGrid>
-      <w:tr>
-        <w:tc>
-          <w:tcPr>
-            <w:tcW w:type="dxa" w:w="2551"/>
-          </w:tcPr>
-          <w:p>
-            <w:r>
-              <w:rPr>
-                <w:color w:val="6B7280"/>
-                <w:sz w:val="18"/>
-              </w:rPr>
-              <w:t>Postcode</w:t>
-            </w:r>
-          </w:p>
-        </w:tc>
-        <w:tc>
-          <w:tcPr>
-            <w:tcW w:type="dxa" w:w="6520"/>
-            <w:shd w:val="clear" w:color="auto" w:fill="EFF1F4"/>
-          </w:tcPr>
-          <w:p>
-            <w:r>
-              <w:rPr>
-                <w:sz w:val="20"/>
-              </w:rPr>
-              <w:t>[Site Postcode]</w:t>
+              <w:t>If the calculation requires larger batteries than provided, please contact your PM or line manager.</w:t>
             </w:r>
           </w:p>
         </w:tc>
@@ -176,21 +796,17 @@
     </w:tbl>
     <w:p>
       <w:pPr>
-        <w:spacing w:after="40"/>
+        <w:spacing w:after="0"/>
       </w:pPr>
       <w:r>
         <w:rPr>
-          <w:b/>
-          <w:color w:val="C53030"/>
-          <w:sz w:val="20"/>
+          <w:sz w:val="4"/>
         </w:rPr>
-        <w:t>Battery calculation</w:t>
       </w:r>
     </w:p>
     <w:tbl>
       <w:tblPr>
         <w:tblW w:type="auto" w:w="0"/>
-        <w:jc w:val="left"/>
         <w:tblLayout w:type="fixed"/>
         <w:tblLook w:firstColumn="1" w:firstRow="1" w:lastColumn="0" w:lastRow="0" w:noHBand="0" w:noVBand="1" w:val="04A0"/>
         <w:tblBorders>
@@ -203,263 +819,178 @@
         </w:tblBorders>
       </w:tblPr>
       <w:tblGrid>
-        <w:gridCol w:w="5270"/>
-        <w:gridCol w:w="5270"/>
+        <w:gridCol w:w="10540"/>
       </w:tblGrid>
       <w:tr>
         <w:tc>
           <w:tcPr>
-            <w:tcW w:type="dxa" w:w="2551"/>
+            <w:tcW w:type="dxa" w:w="9921"/>
+            <w:shd w:val="clear" w:color="auto" w:fill="EFF1F4"/>
+            <w:tcMar>
+              <w:top w:w="160" w:type="dxa"/>
+              <w:bottom w:w="160" w:type="dxa"/>
+              <w:left w:w="200" w:type="dxa"/>
+              <w:right w:w="200" w:type="dxa"/>
+            </w:tcMar>
           </w:tcPr>
           <w:p>
+            <w:pPr>
+              <w:spacing w:after="120"/>
+            </w:pPr>
             <w:r>
               <w:rPr>
-                <w:color w:val="6B7280"/>
-                <w:sz w:val="18"/>
+                <w:rFonts w:ascii="Calibri" w:hAnsi="Calibri"/>
+                <w:b/>
+                <w:color w:val="E03E3E"/>
+                <w:sz w:val="20"/>
               </w:rPr>
-              <w:t>Job number</w:t>
+              <w:t>Fire alarm loop calculations for</w:t>
             </w:r>
           </w:p>
-        </w:tc>
-        <w:tc>
-          <w:tcPr>
-            <w:tcW w:type="dxa" w:w="6520"/>
-            <w:shd w:val="clear" w:color="auto" w:fill="EFF1F4"/>
-          </w:tcPr>
+          <w:tbl>
+            <w:tblPr>
+              <w:tblW w:type="auto" w:w="0"/>
+              <w:tblLayout w:type="fixed"/>
+              <w:tblLook w:firstColumn="1" w:firstRow="1" w:lastColumn="0" w:lastRow="0" w:noHBand="0" w:noVBand="1" w:val="04A0"/>
+              <w:tblBorders>
+                <w:top w:val="nil"/>
+                <w:left w:val="nil"/>
+                <w:bottom w:val="nil"/>
+                <w:right w:val="nil"/>
+                <w:insideH w:val="nil"/>
+                <w:insideV w:val="nil"/>
+              </w:tblBorders>
+            </w:tblPr>
+            <w:tblGrid>
+              <w:gridCol w:w="2480"/>
+              <w:gridCol w:w="2480"/>
+              <w:gridCol w:w="2480"/>
+              <w:gridCol w:w="2480"/>
+            </w:tblGrid>
+            <w:tr>
+              <w:tc>
+                <w:tcPr>
+                  <w:tcW w:type="dxa" w:w="1474"/>
+                  <w:vAlign w:val="center"/>
+                </w:tcPr>
+                <w:p>
+                  <w:r>
+                    <w:rPr>
+                      <w:rFonts w:ascii="Calibri" w:hAnsi="Calibri"/>
+                      <w:color w:val="E03E3E"/>
+                      <w:sz w:val="18"/>
+                    </w:rPr>
+                    <w:t>Panel located</w:t>
+                  </w:r>
+                </w:p>
+              </w:tc>
+              <w:tc>
+                <w:tcPr>
+                  <w:tcW w:type="dxa" w:w="3628"/>
+                  <w:vAlign w:val="center"/>
+                  <w:shd w:val="clear" w:color="auto" w:fill="FFFFFF"/>
+                  <w:tcBorders>
+                    <w:top w:val="single" w:sz="4" w:space="0" w:color="C7CCD3"/>
+                    <w:left w:val="single" w:sz="4" w:space="0" w:color="C7CCD3"/>
+                    <w:bottom w:val="single" w:sz="4" w:space="0" w:color="C7CCD3"/>
+                    <w:right w:val="single" w:sz="4" w:space="0" w:color="C7CCD3"/>
+                  </w:tcBorders>
+                  <w:tcMar>
+                    <w:top w:w="60" w:type="dxa"/>
+                    <w:bottom w:w="60" w:type="dxa"/>
+                    <w:left w:w="100" w:type="dxa"/>
+                    <w:right w:w="100" w:type="dxa"/>
+                  </w:tcMar>
+                </w:tcPr>
+                <w:p>
+                  <w:r>
+                    <w:rPr>
+                      <w:rFonts w:ascii="Calibri" w:hAnsi="Calibri"/>
+                      <w:color w:val="1A1F2C"/>
+                      <w:sz w:val="20"/>
+                    </w:rPr>
+                    <w:t>[Panel Location]</w:t>
+                  </w:r>
+                </w:p>
+              </w:tc>
+              <w:tc>
+                <w:tcPr>
+                  <w:tcW w:type="dxa" w:w="1361"/>
+                  <w:vAlign w:val="center"/>
+                </w:tcPr>
+                <w:p>
+                  <w:r>
+                    <w:rPr>
+                      <w:rFonts w:ascii="Calibri" w:hAnsi="Calibri"/>
+                      <w:color w:val="E03E3E"/>
+                      <w:sz w:val="18"/>
+                    </w:rPr>
+                    <w:t>Number of loops</w:t>
+                  </w:r>
+                </w:p>
+              </w:tc>
+              <w:tc>
+                <w:tcPr>
+                  <w:tcW w:type="dxa" w:w="3458"/>
+                  <w:vAlign w:val="center"/>
+                  <w:shd w:val="clear" w:color="auto" w:fill="FFFFFF"/>
+                  <w:tcBorders>
+                    <w:top w:val="single" w:sz="4" w:space="0" w:color="C7CCD3"/>
+                    <w:left w:val="single" w:sz="4" w:space="0" w:color="C7CCD3"/>
+                    <w:bottom w:val="single" w:sz="4" w:space="0" w:color="C7CCD3"/>
+                    <w:right w:val="single" w:sz="4" w:space="0" w:color="C7CCD3"/>
+                  </w:tcBorders>
+                  <w:tcMar>
+                    <w:top w:w="60" w:type="dxa"/>
+                    <w:bottom w:w="60" w:type="dxa"/>
+                    <w:left w:w="100" w:type="dxa"/>
+                    <w:right w:w="100" w:type="dxa"/>
+                  </w:tcMar>
+                </w:tcPr>
+                <w:p>
+                  <w:r>
+                    <w:rPr>
+                      <w:rFonts w:ascii="Calibri" w:hAnsi="Calibri"/>
+                      <w:color w:val="1A1F2C"/>
+                      <w:sz w:val="20"/>
+                    </w:rPr>
+                    <w:t>[Loop Count]</w:t>
+                  </w:r>
+                </w:p>
+              </w:tc>
+            </w:tr>
+          </w:tbl>
+          <w:p/>
           <w:p>
+            <w:pPr>
+              <w:spacing w:after="80"/>
+            </w:pPr>
             <w:r>
               <w:rPr>
-                <w:sz w:val="20"/>
+                <w:rFonts w:ascii="Calibri" w:hAnsi="Calibri"/>
+                <w:i/>
+                <w:color w:val="1A1F2C"/>
+                <w:sz w:val="16"/>
               </w:rPr>
-              <w:t>[Job Number]</w:t>
-            </w:r>
-          </w:p>
-        </w:tc>
-      </w:tr>
-    </w:tbl>
-    <w:tbl>
-      <w:tblPr>
-        <w:tblW w:type="auto" w:w="0"/>
-        <w:jc w:val="left"/>
-        <w:tblLayout w:type="fixed"/>
-        <w:tblLook w:firstColumn="1" w:firstRow="1" w:lastColumn="0" w:lastRow="0" w:noHBand="0" w:noVBand="1" w:val="04A0"/>
-        <w:tblBorders>
-          <w:top w:val="nil"/>
-          <w:left w:val="nil"/>
-          <w:bottom w:val="nil"/>
-          <w:right w:val="nil"/>
-          <w:insideH w:val="nil"/>
-          <w:insideV w:val="nil"/>
-        </w:tblBorders>
-      </w:tblPr>
-      <w:tblGrid>
-        <w:gridCol w:w="2635"/>
-        <w:gridCol w:w="2635"/>
-        <w:gridCol w:w="2635"/>
-        <w:gridCol w:w="2635"/>
-      </w:tblGrid>
-      <w:tr>
-        <w:tc>
-          <w:tcPr>
-            <w:tcW w:type="dxa" w:w="1984"/>
-          </w:tcPr>
-          <w:p>
-            <w:r>
-              <w:rPr>
-                <w:color w:val="6B7280"/>
-                <w:sz w:val="18"/>
-              </w:rPr>
-              <w:t>Standby current 1 (A)</w:t>
-            </w:r>
-          </w:p>
-        </w:tc>
-        <w:tc>
-          <w:tcPr>
-            <w:tcW w:type="dxa" w:w="2551"/>
-            <w:shd w:val="clear" w:color="auto" w:fill="EFF1F4"/>
-          </w:tcPr>
-          <w:p>
-            <w:r>
-              <w:rPr>
-                <w:sz w:val="20"/>
-              </w:rPr>
-              <w:t>[Standby Current]</w:t>
-            </w:r>
-          </w:p>
-        </w:tc>
-        <w:tc>
-          <w:tcPr>
-            <w:tcW w:type="dxa" w:w="1984"/>
-          </w:tcPr>
-          <w:p>
-            <w:r>
-              <w:rPr>
-                <w:color w:val="6B7280"/>
-                <w:sz w:val="18"/>
-              </w:rPr>
-              <w:t>Standby time (hrs)</w:t>
-            </w:r>
-          </w:p>
-        </w:tc>
-        <w:tc>
-          <w:tcPr>
-            <w:tcW w:type="dxa" w:w="2551"/>
-            <w:shd w:val="clear" w:color="auto" w:fill="EFF1F4"/>
-          </w:tcPr>
-          <w:p>
-            <w:r>
-              <w:rPr>
-                <w:sz w:val="20"/>
-              </w:rPr>
-              <w:t>[Standby Hours]</w:t>
-            </w:r>
-          </w:p>
-        </w:tc>
-      </w:tr>
-    </w:tbl>
-    <w:tbl>
-      <w:tblPr>
-        <w:tblW w:type="auto" w:w="0"/>
-        <w:jc w:val="left"/>
-        <w:tblLayout w:type="fixed"/>
-        <w:tblLook w:firstColumn="1" w:firstRow="1" w:lastColumn="0" w:lastRow="0" w:noHBand="0" w:noVBand="1" w:val="04A0"/>
-        <w:tblBorders>
-          <w:top w:val="nil"/>
-          <w:left w:val="nil"/>
-          <w:bottom w:val="nil"/>
-          <w:right w:val="nil"/>
-          <w:insideH w:val="nil"/>
-          <w:insideV w:val="nil"/>
-        </w:tblBorders>
-      </w:tblPr>
-      <w:tblGrid>
-        <w:gridCol w:w="2635"/>
-        <w:gridCol w:w="2635"/>
-        <w:gridCol w:w="2635"/>
-        <w:gridCol w:w="2635"/>
-      </w:tblGrid>
-      <w:tr>
-        <w:tc>
-          <w:tcPr>
-            <w:tcW w:type="dxa" w:w="1984"/>
-          </w:tcPr>
-          <w:p>
-            <w:r>
-              <w:rPr>
-                <w:color w:val="6B7280"/>
-                <w:sz w:val="18"/>
-              </w:rPr>
-              <w:t>+ Alarm current 2 (A)</w:t>
-            </w:r>
-          </w:p>
-        </w:tc>
-        <w:tc>
-          <w:tcPr>
-            <w:tcW w:type="dxa" w:w="2551"/>
-            <w:shd w:val="clear" w:color="auto" w:fill="EFF1F4"/>
-          </w:tcPr>
-          <w:p>
-            <w:r>
-              <w:rPr>
-                <w:sz w:val="20"/>
-              </w:rPr>
-              <w:t>[Alarm Current]</w:t>
-            </w:r>
-          </w:p>
-        </w:tc>
-        <w:tc>
-          <w:tcPr>
-            <w:tcW w:type="dxa" w:w="1984"/>
-          </w:tcPr>
-          <w:p>
-            <w:r>
-              <w:rPr>
-                <w:color w:val="6B7280"/>
-                <w:sz w:val="18"/>
-              </w:rPr>
-              <w:t>=  Sub-total (Ah)</w:t>
-            </w:r>
-          </w:p>
-        </w:tc>
-        <w:tc>
-          <w:tcPr>
-            <w:tcW w:type="dxa" w:w="2551"/>
-            <w:shd w:val="clear" w:color="auto" w:fill="EFF1F4"/>
-          </w:tcPr>
-          <w:p>
-            <w:r>
-              <w:rPr>
-                <w:sz w:val="20"/>
-              </w:rPr>
-              <w:t>[Battery Subtotal]</w:t>
-            </w:r>
-          </w:p>
-        </w:tc>
-      </w:tr>
-    </w:tbl>
-    <w:tbl>
-      <w:tblPr>
-        <w:tblW w:type="auto" w:w="0"/>
-        <w:jc w:val="left"/>
-        <w:tblLayout w:type="fixed"/>
-        <w:tblLook w:firstColumn="1" w:firstRow="1" w:lastColumn="0" w:lastRow="0" w:noHBand="0" w:noVBand="1" w:val="04A0"/>
-        <w:tblBorders>
-          <w:top w:val="nil"/>
-          <w:left w:val="nil"/>
-          <w:bottom w:val="nil"/>
-          <w:right w:val="nil"/>
-          <w:insideH w:val="nil"/>
-          <w:insideV w:val="nil"/>
-        </w:tblBorders>
-      </w:tblPr>
-      <w:tblGrid>
-        <w:gridCol w:w="5270"/>
-        <w:gridCol w:w="5270"/>
-      </w:tblGrid>
-      <w:tr>
-        <w:tc>
-          <w:tcPr>
-            <w:tcW w:type="dxa" w:w="3969"/>
-          </w:tcPr>
-          <w:p>
-            <w:r>
-              <w:rPr>
-                <w:color w:val="6B7280"/>
-                <w:sz w:val="18"/>
-              </w:rPr>
-              <w:t>× 1.25  =  Minimum battery capacity (Ah)</w:t>
-            </w:r>
-          </w:p>
-        </w:tc>
-        <w:tc>
-          <w:tcPr>
-            <w:tcW w:type="dxa" w:w="5102"/>
-            <w:shd w:val="clear" w:color="auto" w:fill="EFF1F4"/>
-          </w:tcPr>
-          <w:p>
-            <w:r>
-              <w:rPr>
-                <w:sz w:val="20"/>
-              </w:rPr>
-              <w:t>[Min Battery Capacity]</w:t>
+              <w:t>For systems with multiple control panels, please complete an additional A058 sheet per panel.</w:t>
             </w:r>
           </w:p>
         </w:tc>
       </w:tr>
     </w:tbl>
     <w:p>
+      <w:pPr>
+        <w:spacing w:after="0"/>
+      </w:pPr>
       <w:r>
         <w:rPr>
-          <w:i/>
-          <w:sz w:val="16"/>
+          <w:sz w:val="4"/>
         </w:rPr>
-        <w:t>Round up to the nearest standard battery size in Ah (e.g. 5.6 → 7 Ah).</w:t>
       </w:r>
     </w:p>
     <w:tbl>
       <w:tblPr>
         <w:tblW w:type="auto" w:w="0"/>
-        <w:jc w:val="left"/>
         <w:tblLayout w:type="fixed"/>
         <w:tblLook w:firstColumn="1" w:firstRow="1" w:lastColumn="0" w:lastRow="0" w:noHBand="0" w:noVBand="1" w:val="04A0"/>
         <w:tblBorders>
@@ -472,400 +1003,384 @@
         </w:tblBorders>
       </w:tblPr>
       <w:tblGrid>
-        <w:gridCol w:w="2635"/>
-        <w:gridCol w:w="2635"/>
-        <w:gridCol w:w="2635"/>
-        <w:gridCol w:w="2635"/>
+        <w:gridCol w:w="10540"/>
+      </w:tblGrid>
+      <w:tr>
+        <w:tc>
+          <w:tcPr>
+            <w:tcW w:type="dxa" w:w="9921"/>
+            <w:shd w:val="clear" w:color="auto" w:fill="EFF1F4"/>
+            <w:tcMar>
+              <w:top w:w="160" w:type="dxa"/>
+              <w:bottom w:w="160" w:type="dxa"/>
+              <w:left w:w="200" w:type="dxa"/>
+              <w:right w:w="200" w:type="dxa"/>
+            </w:tcMar>
+          </w:tcPr>
+          <w:p>
+            <w:pPr>
+              <w:spacing w:after="120"/>
+            </w:pPr>
+            <w:r>
+              <w:rPr>
+                <w:rFonts w:ascii="Calibri" w:hAnsi="Calibri"/>
+                <w:b/>
+                <w:color w:val="E03E3E"/>
+                <w:sz w:val="20"/>
+              </w:rPr>
+              <w:t>Test carried out by</w:t>
+            </w:r>
+          </w:p>
+          <w:tbl>
+            <w:tblPr>
+              <w:tblW w:type="auto" w:w="0"/>
+              <w:tblLayout w:type="fixed"/>
+              <w:tblLook w:firstColumn="1" w:firstRow="1" w:lastColumn="0" w:lastRow="0" w:noHBand="0" w:noVBand="1" w:val="04A0"/>
+              <w:tblBorders>
+                <w:top w:val="nil"/>
+                <w:left w:val="nil"/>
+                <w:bottom w:val="nil"/>
+                <w:right w:val="nil"/>
+                <w:insideH w:val="nil"/>
+                <w:insideV w:val="nil"/>
+              </w:tblBorders>
+            </w:tblPr>
+            <w:tblGrid>
+              <w:gridCol w:w="2480"/>
+              <w:gridCol w:w="2480"/>
+              <w:gridCol w:w="2480"/>
+              <w:gridCol w:w="2480"/>
+            </w:tblGrid>
+            <w:tr>
+              <w:tc>
+                <w:tcPr>
+                  <w:tcW w:type="dxa" w:w="1474"/>
+                  <w:vAlign w:val="center"/>
+                </w:tcPr>
+                <w:p>
+                  <w:r>
+                    <w:rPr>
+                      <w:rFonts w:ascii="Calibri" w:hAnsi="Calibri"/>
+                      <w:color w:val="E03E3E"/>
+                      <w:sz w:val="18"/>
+                    </w:rPr>
+                    <w:t>Name</w:t>
+                  </w:r>
+                </w:p>
+              </w:tc>
+              <w:tc>
+                <w:tcPr>
+                  <w:tcW w:type="dxa" w:w="3628"/>
+                  <w:vAlign w:val="center"/>
+                  <w:shd w:val="clear" w:color="auto" w:fill="FFFFFF"/>
+                  <w:tcBorders>
+                    <w:top w:val="single" w:sz="4" w:space="0" w:color="C7CCD3"/>
+                    <w:left w:val="single" w:sz="4" w:space="0" w:color="C7CCD3"/>
+                    <w:bottom w:val="single" w:sz="4" w:space="0" w:color="C7CCD3"/>
+                    <w:right w:val="single" w:sz="4" w:space="0" w:color="C7CCD3"/>
+                  </w:tcBorders>
+                  <w:tcMar>
+                    <w:top w:w="60" w:type="dxa"/>
+                    <w:bottom w:w="60" w:type="dxa"/>
+                    <w:left w:w="100" w:type="dxa"/>
+                    <w:right w:w="100" w:type="dxa"/>
+                  </w:tcMar>
+                </w:tcPr>
+                <w:p>
+                  <w:r>
+                    <w:rPr>
+                      <w:rFonts w:ascii="Calibri" w:hAnsi="Calibri"/>
+                      <w:color w:val="1A1F2C"/>
+                      <w:sz w:val="20"/>
+                    </w:rPr>
+                    <w:t>[Test Engineer Name]</w:t>
+                  </w:r>
+                </w:p>
+              </w:tc>
+              <w:tc>
+                <w:tcPr>
+                  <w:tcW w:type="dxa" w:w="1361"/>
+                  <w:vAlign w:val="center"/>
+                </w:tcPr>
+                <w:p>
+                  <w:r>
+                    <w:rPr>
+                      <w:rFonts w:ascii="Calibri" w:hAnsi="Calibri"/>
+                      <w:color w:val="E03E3E"/>
+                      <w:sz w:val="18"/>
+                    </w:rPr>
+                    <w:t>Test meter</w:t>
+                  </w:r>
+                </w:p>
+              </w:tc>
+              <w:tc>
+                <w:tcPr>
+                  <w:tcW w:type="dxa" w:w="3458"/>
+                  <w:vAlign w:val="center"/>
+                  <w:shd w:val="clear" w:color="auto" w:fill="FFFFFF"/>
+                  <w:tcBorders>
+                    <w:top w:val="single" w:sz="4" w:space="0" w:color="C7CCD3"/>
+                    <w:left w:val="single" w:sz="4" w:space="0" w:color="C7CCD3"/>
+                    <w:bottom w:val="single" w:sz="4" w:space="0" w:color="C7CCD3"/>
+                    <w:right w:val="single" w:sz="4" w:space="0" w:color="C7CCD3"/>
+                  </w:tcBorders>
+                  <w:tcMar>
+                    <w:top w:w="60" w:type="dxa"/>
+                    <w:bottom w:w="60" w:type="dxa"/>
+                    <w:left w:w="100" w:type="dxa"/>
+                    <w:right w:w="100" w:type="dxa"/>
+                  </w:tcMar>
+                </w:tcPr>
+                <w:p>
+                  <w:r>
+                    <w:rPr>
+                      <w:rFonts w:ascii="Calibri" w:hAnsi="Calibri"/>
+                      <w:color w:val="1A1F2C"/>
+                      <w:sz w:val="20"/>
+                    </w:rPr>
+                    <w:t>[Test Meter Model]</w:t>
+                  </w:r>
+                </w:p>
+              </w:tc>
+            </w:tr>
+          </w:tbl>
+          <w:p/>
+          <w:tbl>
+            <w:tblPr>
+              <w:tblW w:type="auto" w:w="0"/>
+              <w:tblLayout w:type="fixed"/>
+              <w:tblLook w:firstColumn="1" w:firstRow="1" w:lastColumn="0" w:lastRow="0" w:noHBand="0" w:noVBand="1" w:val="04A0"/>
+              <w:tblBorders>
+                <w:top w:val="nil"/>
+                <w:left w:val="nil"/>
+                <w:bottom w:val="nil"/>
+                <w:right w:val="nil"/>
+                <w:insideH w:val="nil"/>
+                <w:insideV w:val="nil"/>
+              </w:tblBorders>
+            </w:tblPr>
+            <w:tblGrid>
+              <w:gridCol w:w="2480"/>
+              <w:gridCol w:w="2480"/>
+              <w:gridCol w:w="2480"/>
+              <w:gridCol w:w="2480"/>
+            </w:tblGrid>
+            <w:tr>
+              <w:tc>
+                <w:tcPr>
+                  <w:tcW w:type="dxa" w:w="1474"/>
+                  <w:vAlign w:val="center"/>
+                </w:tcPr>
+                <w:p>
+                  <w:r>
+                    <w:rPr>
+                      <w:rFonts w:ascii="Calibri" w:hAnsi="Calibri"/>
+                      <w:color w:val="E03E3E"/>
+                      <w:sz w:val="18"/>
+                    </w:rPr>
+                    <w:t>Signature</w:t>
+                  </w:r>
+                </w:p>
+              </w:tc>
+              <w:tc>
+                <w:tcPr>
+                  <w:tcW w:type="dxa" w:w="3628"/>
+                  <w:vAlign w:val="center"/>
+                  <w:shd w:val="clear" w:color="auto" w:fill="FFFFFF"/>
+                  <w:tcBorders>
+                    <w:top w:val="single" w:sz="4" w:space="0" w:color="C7CCD3"/>
+                    <w:left w:val="single" w:sz="4" w:space="0" w:color="C7CCD3"/>
+                    <w:bottom w:val="single" w:sz="4" w:space="0" w:color="C7CCD3"/>
+                    <w:right w:val="single" w:sz="4" w:space="0" w:color="C7CCD3"/>
+                  </w:tcBorders>
+                  <w:tcMar>
+                    <w:top w:w="60" w:type="dxa"/>
+                    <w:bottom w:w="60" w:type="dxa"/>
+                    <w:left w:w="100" w:type="dxa"/>
+                    <w:right w:w="100" w:type="dxa"/>
+                  </w:tcMar>
+                </w:tcPr>
+                <w:p>
+                  <w:r>
+                    <w:rPr>
+                      <w:rFonts w:ascii="Calibri" w:hAnsi="Calibri"/>
+                      <w:color w:val="1A1F2C"/>
+                      <w:sz w:val="20"/>
+                    </w:rPr>
+                    <w:t>[Test Engineer Signature]</w:t>
+                  </w:r>
+                </w:p>
+              </w:tc>
+              <w:tc>
+                <w:tcPr>
+                  <w:tcW w:type="dxa" w:w="1361"/>
+                  <w:vAlign w:val="center"/>
+                </w:tcPr>
+                <w:p>
+                  <w:r>
+                    <w:rPr>
+                      <w:rFonts w:ascii="Calibri" w:hAnsi="Calibri"/>
+                      <w:color w:val="E03E3E"/>
+                      <w:sz w:val="18"/>
+                    </w:rPr>
+                    <w:t>Serial number</w:t>
+                  </w:r>
+                </w:p>
+              </w:tc>
+              <w:tc>
+                <w:tcPr>
+                  <w:tcW w:type="dxa" w:w="3458"/>
+                  <w:vAlign w:val="center"/>
+                  <w:shd w:val="clear" w:color="auto" w:fill="FFFFFF"/>
+                  <w:tcBorders>
+                    <w:top w:val="single" w:sz="4" w:space="0" w:color="C7CCD3"/>
+                    <w:left w:val="single" w:sz="4" w:space="0" w:color="C7CCD3"/>
+                    <w:bottom w:val="single" w:sz="4" w:space="0" w:color="C7CCD3"/>
+                    <w:right w:val="single" w:sz="4" w:space="0" w:color="C7CCD3"/>
+                  </w:tcBorders>
+                  <w:tcMar>
+                    <w:top w:w="60" w:type="dxa"/>
+                    <w:bottom w:w="60" w:type="dxa"/>
+                    <w:left w:w="100" w:type="dxa"/>
+                    <w:right w:w="100" w:type="dxa"/>
+                  </w:tcMar>
+                </w:tcPr>
+                <w:p>
+                  <w:r>
+                    <w:rPr>
+                      <w:rFonts w:ascii="Calibri" w:hAnsi="Calibri"/>
+                      <w:color w:val="1A1F2C"/>
+                      <w:sz w:val="20"/>
+                    </w:rPr>
+                    <w:t>[Test Meter Serial]</w:t>
+                  </w:r>
+                </w:p>
+              </w:tc>
+            </w:tr>
+          </w:tbl>
+          <w:p/>
+          <w:tbl>
+            <w:tblPr>
+              <w:tblW w:type="auto" w:w="0"/>
+              <w:tblLayout w:type="fixed"/>
+              <w:tblLook w:firstColumn="1" w:firstRow="1" w:lastColumn="0" w:lastRow="0" w:noHBand="0" w:noVBand="1" w:val="04A0"/>
+              <w:tblBorders>
+                <w:top w:val="nil"/>
+                <w:left w:val="nil"/>
+                <w:bottom w:val="nil"/>
+                <w:right w:val="nil"/>
+                <w:insideH w:val="nil"/>
+                <w:insideV w:val="nil"/>
+              </w:tblBorders>
+            </w:tblPr>
+            <w:tblGrid>
+              <w:gridCol w:w="4960"/>
+              <w:gridCol w:w="4960"/>
+            </w:tblGrid>
+            <w:tr>
+              <w:tc>
+                <w:tcPr>
+                  <w:tcW w:type="dxa" w:w="2268"/>
+                  <w:vAlign w:val="center"/>
+                </w:tcPr>
+                <w:p>
+                  <w:r>
+                    <w:rPr>
+                      <w:rFonts w:ascii="Calibri" w:hAnsi="Calibri"/>
+                      <w:color w:val="E03E3E"/>
+                      <w:sz w:val="18"/>
+                    </w:rPr>
+                    <w:t>Date</w:t>
+                  </w:r>
+                </w:p>
+              </w:tc>
+              <w:tc>
+                <w:tcPr>
+                  <w:tcW w:type="dxa" w:w="3402"/>
+                  <w:vAlign w:val="center"/>
+                  <w:shd w:val="clear" w:color="auto" w:fill="FFFFFF"/>
+                  <w:tcBorders>
+                    <w:top w:val="single" w:sz="4" w:space="0" w:color="C7CCD3"/>
+                    <w:left w:val="single" w:sz="4" w:space="0" w:color="C7CCD3"/>
+                    <w:bottom w:val="single" w:sz="4" w:space="0" w:color="C7CCD3"/>
+                    <w:right w:val="single" w:sz="4" w:space="0" w:color="C7CCD3"/>
+                  </w:tcBorders>
+                  <w:tcMar>
+                    <w:top w:w="60" w:type="dxa"/>
+                    <w:bottom w:w="60" w:type="dxa"/>
+                    <w:left w:w="100" w:type="dxa"/>
+                    <w:right w:w="100" w:type="dxa"/>
+                  </w:tcMar>
+                </w:tcPr>
+                <w:p>
+                  <w:r>
+                    <w:rPr>
+                      <w:rFonts w:ascii="Calibri" w:hAnsi="Calibri"/>
+                      <w:color w:val="1A1F2C"/>
+                      <w:sz w:val="20"/>
+                    </w:rPr>
+                    <w:t>[Test Date]</w:t>
+                  </w:r>
+                </w:p>
+              </w:tc>
+            </w:tr>
+          </w:tbl>
+          <w:p/>
+        </w:tc>
+      </w:tr>
+    </w:tbl>
+    <w:p>
+      <w:pPr>
+        <w:spacing w:after="0"/>
+      </w:pPr>
+      <w:r>
+        <w:rPr>
+          <w:sz w:val="8"/>
+        </w:rPr>
+      </w:r>
+    </w:p>
+    <w:tbl>
+      <w:tblPr>
+        <w:tblW w:type="auto" w:w="0"/>
+        <w:jc w:val="right"/>
+        <w:tblLayout w:type="fixed"/>
+        <w:tblLook w:firstColumn="1" w:firstRow="1" w:lastColumn="0" w:lastRow="0" w:noHBand="0" w:noVBand="1" w:val="04A0"/>
+        <w:tblBorders>
+          <w:top w:val="nil"/>
+          <w:left w:val="nil"/>
+          <w:bottom w:val="nil"/>
+          <w:right w:val="nil"/>
+          <w:insideH w:val="nil"/>
+          <w:insideV w:val="nil"/>
+        </w:tblBorders>
+      </w:tblPr>
+      <w:tblGrid>
+        <w:gridCol w:w="10540"/>
       </w:tblGrid>
       <w:tr>
         <w:tc>
           <w:tcPr>
             <w:tcW w:type="dxa" w:w="1984"/>
+            <w:shd w:val="clear" w:color="auto" w:fill="3D5AFE"/>
+            <w:tcMar>
+              <w:top w:w="120" w:type="dxa"/>
+              <w:bottom w:w="120" w:type="dxa"/>
+              <w:left w:w="240" w:type="dxa"/>
+              <w:right w:w="240" w:type="dxa"/>
+            </w:tcMar>
           </w:tcPr>
           <w:p>
+            <w:pPr>
+              <w:jc w:val="center"/>
+            </w:pPr>
             <w:r>
               <w:rPr>
-                <w:color w:val="6B7280"/>
-                <w:sz w:val="18"/>
+                <w:rFonts w:ascii="Calibri" w:hAnsi="Calibri"/>
+                <w:b/>
+                <w:color w:val="FFFFFF"/>
+                <w:sz w:val="22"/>
               </w:rPr>
-              <w:t>Design battery size (Ah)</w:t>
-            </w:r>
-          </w:p>
-        </w:tc>
-        <w:tc>
-          <w:tcPr>
-            <w:tcW w:type="dxa" w:w="2551"/>
-            <w:shd w:val="clear" w:color="auto" w:fill="EFF1F4"/>
-          </w:tcPr>
-          <w:p>
-            <w:r>
-              <w:rPr>
-                <w:sz w:val="20"/>
-              </w:rPr>
-              <w:t>[Design Battery]</w:t>
-            </w:r>
-          </w:p>
-        </w:tc>
-        <w:tc>
-          <w:tcPr>
-            <w:tcW w:type="dxa" w:w="1984"/>
-          </w:tcPr>
-          <w:p>
-            <w:r>
-              <w:rPr>
-                <w:color w:val="6B7280"/>
-                <w:sz w:val="18"/>
-              </w:rPr>
-              <w:t>Installed battery size (Ah)</w:t>
-            </w:r>
-          </w:p>
-        </w:tc>
-        <w:tc>
-          <w:tcPr>
-            <w:tcW w:type="dxa" w:w="2551"/>
-            <w:shd w:val="clear" w:color="auto" w:fill="EFF1F4"/>
-          </w:tcPr>
-          <w:p>
-            <w:r>
-              <w:rPr>
-                <w:sz w:val="20"/>
-              </w:rPr>
-              <w:t>[Installed Battery]</w:t>
-            </w:r>
-          </w:p>
-        </w:tc>
-      </w:tr>
-    </w:tbl>
-    <w:p>
-      <w:r>
-        <w:rPr>
-          <w:b/>
-          <w:color w:val="C53030"/>
-          <w:sz w:val="18"/>
-        </w:rPr>
-        <w:t>If the calculation requires larger than the provided batteries, please contact your PM or line manager.</w:t>
-      </w:r>
-    </w:p>
-    <w:p>
-      <w:pPr>
-        <w:spacing w:after="40"/>
-      </w:pPr>
-      <w:r>
-        <w:rPr>
-          <w:b/>
-          <w:color w:val="C53030"/>
-          <w:sz w:val="20"/>
-        </w:rPr>
-        <w:t>Fire alarm loop calculations for</w:t>
-      </w:r>
-    </w:p>
-    <w:tbl>
-      <w:tblPr>
-        <w:tblW w:type="auto" w:w="0"/>
-        <w:jc w:val="left"/>
-        <w:tblLayout w:type="fixed"/>
-        <w:tblLook w:firstColumn="1" w:firstRow="1" w:lastColumn="0" w:lastRow="0" w:noHBand="0" w:noVBand="1" w:val="04A0"/>
-        <w:tblBorders>
-          <w:top w:val="nil"/>
-          <w:left w:val="nil"/>
-          <w:bottom w:val="nil"/>
-          <w:right w:val="nil"/>
-          <w:insideH w:val="nil"/>
-          <w:insideV w:val="nil"/>
-        </w:tblBorders>
-      </w:tblPr>
-      <w:tblGrid>
-        <w:gridCol w:w="2635"/>
-        <w:gridCol w:w="2635"/>
-        <w:gridCol w:w="2635"/>
-        <w:gridCol w:w="2635"/>
-      </w:tblGrid>
-      <w:tr>
-        <w:tc>
-          <w:tcPr>
-            <w:tcW w:type="dxa" w:w="1984"/>
-          </w:tcPr>
-          <w:p>
-            <w:r>
-              <w:rPr>
-                <w:color w:val="6B7280"/>
-                <w:sz w:val="18"/>
-              </w:rPr>
-              <w:t>Panel located</w:t>
-            </w:r>
-          </w:p>
-        </w:tc>
-        <w:tc>
-          <w:tcPr>
-            <w:tcW w:type="dxa" w:w="2551"/>
-            <w:shd w:val="clear" w:color="auto" w:fill="EFF1F4"/>
-          </w:tcPr>
-          <w:p>
-            <w:r>
-              <w:rPr>
-                <w:sz w:val="20"/>
-              </w:rPr>
-              <w:t>[Panel Location]</w:t>
-            </w:r>
-          </w:p>
-        </w:tc>
-        <w:tc>
-          <w:tcPr>
-            <w:tcW w:type="dxa" w:w="1984"/>
-          </w:tcPr>
-          <w:p>
-            <w:r>
-              <w:rPr>
-                <w:color w:val="6B7280"/>
-                <w:sz w:val="18"/>
-              </w:rPr>
-              <w:t>Number of loops</w:t>
-            </w:r>
-          </w:p>
-        </w:tc>
-        <w:tc>
-          <w:tcPr>
-            <w:tcW w:type="dxa" w:w="2551"/>
-            <w:shd w:val="clear" w:color="auto" w:fill="EFF1F4"/>
-          </w:tcPr>
-          <w:p>
-            <w:r>
-              <w:rPr>
-                <w:sz w:val="20"/>
-              </w:rPr>
-              <w:t>[Loop Count]</w:t>
-            </w:r>
-          </w:p>
-        </w:tc>
-      </w:tr>
-    </w:tbl>
-    <w:p>
-      <w:r>
-        <w:rPr>
-          <w:i/>
-          <w:sz w:val="16"/>
-        </w:rPr>
-        <w:t>For systems with multiple control panels, please complete an additional A058 sheet per panel.</w:t>
-      </w:r>
-    </w:p>
-    <w:p>
-      <w:pPr>
-        <w:spacing w:after="40"/>
-      </w:pPr>
-      <w:r>
-        <w:rPr>
-          <w:b/>
-          <w:color w:val="C53030"/>
-          <w:sz w:val="20"/>
-        </w:rPr>
-        <w:t>Test carried out by</w:t>
-      </w:r>
-    </w:p>
-    <w:tbl>
-      <w:tblPr>
-        <w:tblW w:type="auto" w:w="0"/>
-        <w:jc w:val="left"/>
-        <w:tblLayout w:type="fixed"/>
-        <w:tblLook w:firstColumn="1" w:firstRow="1" w:lastColumn="0" w:lastRow="0" w:noHBand="0" w:noVBand="1" w:val="04A0"/>
-        <w:tblBorders>
-          <w:top w:val="nil"/>
-          <w:left w:val="nil"/>
-          <w:bottom w:val="nil"/>
-          <w:right w:val="nil"/>
-          <w:insideH w:val="nil"/>
-          <w:insideV w:val="nil"/>
-        </w:tblBorders>
-      </w:tblPr>
-      <w:tblGrid>
-        <w:gridCol w:w="2635"/>
-        <w:gridCol w:w="2635"/>
-        <w:gridCol w:w="2635"/>
-        <w:gridCol w:w="2635"/>
-      </w:tblGrid>
-      <w:tr>
-        <w:tc>
-          <w:tcPr>
-            <w:tcW w:type="dxa" w:w="1984"/>
-          </w:tcPr>
-          <w:p>
-            <w:r>
-              <w:rPr>
-                <w:color w:val="6B7280"/>
-                <w:sz w:val="18"/>
-              </w:rPr>
-              <w:t>Name</w:t>
-            </w:r>
-          </w:p>
-        </w:tc>
-        <w:tc>
-          <w:tcPr>
-            <w:tcW w:type="dxa" w:w="2551"/>
-            <w:shd w:val="clear" w:color="auto" w:fill="EFF1F4"/>
-          </w:tcPr>
-          <w:p>
-            <w:r>
-              <w:rPr>
-                <w:sz w:val="20"/>
-              </w:rPr>
-              <w:t>[Test Engineer Name]</w:t>
-            </w:r>
-          </w:p>
-        </w:tc>
-        <w:tc>
-          <w:tcPr>
-            <w:tcW w:type="dxa" w:w="1984"/>
-          </w:tcPr>
-          <w:p>
-            <w:r>
-              <w:rPr>
-                <w:color w:val="6B7280"/>
-                <w:sz w:val="18"/>
-              </w:rPr>
-              <w:t>Test meter</w:t>
-            </w:r>
-          </w:p>
-        </w:tc>
-        <w:tc>
-          <w:tcPr>
-            <w:tcW w:type="dxa" w:w="2551"/>
-            <w:shd w:val="clear" w:color="auto" w:fill="EFF1F4"/>
-          </w:tcPr>
-          <w:p>
-            <w:r>
-              <w:rPr>
-                <w:sz w:val="20"/>
-              </w:rPr>
-              <w:t>[Test Meter Model]</w:t>
-            </w:r>
-          </w:p>
-        </w:tc>
-      </w:tr>
-    </w:tbl>
-    <w:tbl>
-      <w:tblPr>
-        <w:tblW w:type="auto" w:w="0"/>
-        <w:jc w:val="left"/>
-        <w:tblLayout w:type="fixed"/>
-        <w:tblLook w:firstColumn="1" w:firstRow="1" w:lastColumn="0" w:lastRow="0" w:noHBand="0" w:noVBand="1" w:val="04A0"/>
-        <w:tblBorders>
-          <w:top w:val="nil"/>
-          <w:left w:val="nil"/>
-          <w:bottom w:val="nil"/>
-          <w:right w:val="nil"/>
-          <w:insideH w:val="nil"/>
-          <w:insideV w:val="nil"/>
-        </w:tblBorders>
-      </w:tblPr>
-      <w:tblGrid>
-        <w:gridCol w:w="2635"/>
-        <w:gridCol w:w="2635"/>
-        <w:gridCol w:w="2635"/>
-        <w:gridCol w:w="2635"/>
-      </w:tblGrid>
-      <w:tr>
-        <w:tc>
-          <w:tcPr>
-            <w:tcW w:type="dxa" w:w="1984"/>
-          </w:tcPr>
-          <w:p>
-            <w:r>
-              <w:rPr>
-                <w:color w:val="6B7280"/>
-                <w:sz w:val="18"/>
-              </w:rPr>
-              <w:t>Signature</w:t>
-            </w:r>
-          </w:p>
-        </w:tc>
-        <w:tc>
-          <w:tcPr>
-            <w:tcW w:type="dxa" w:w="2551"/>
-            <w:shd w:val="clear" w:color="auto" w:fill="EFF1F4"/>
-          </w:tcPr>
-          <w:p>
-            <w:r>
-              <w:rPr>
-                <w:sz w:val="20"/>
-              </w:rPr>
-              <w:t>[Test Engineer Signature]</w:t>
-            </w:r>
-          </w:p>
-        </w:tc>
-        <w:tc>
-          <w:tcPr>
-            <w:tcW w:type="dxa" w:w="1984"/>
-          </w:tcPr>
-          <w:p>
-            <w:r>
-              <w:rPr>
-                <w:color w:val="6B7280"/>
-                <w:sz w:val="18"/>
-              </w:rPr>
-              <w:t>Serial number</w:t>
-            </w:r>
-          </w:p>
-        </w:tc>
-        <w:tc>
-          <w:tcPr>
-            <w:tcW w:type="dxa" w:w="2551"/>
-            <w:shd w:val="clear" w:color="auto" w:fill="EFF1F4"/>
-          </w:tcPr>
-          <w:p>
-            <w:r>
-              <w:rPr>
-                <w:sz w:val="20"/>
-              </w:rPr>
-              <w:t>[Test Meter Serial]</w:t>
-            </w:r>
-          </w:p>
-        </w:tc>
-      </w:tr>
-    </w:tbl>
-    <w:tbl>
-      <w:tblPr>
-        <w:tblW w:type="auto" w:w="0"/>
-        <w:jc w:val="left"/>
-        <w:tblLayout w:type="fixed"/>
-        <w:tblLook w:firstColumn="1" w:firstRow="1" w:lastColumn="0" w:lastRow="0" w:noHBand="0" w:noVBand="1" w:val="04A0"/>
-        <w:tblBorders>
-          <w:top w:val="nil"/>
-          <w:left w:val="nil"/>
-          <w:bottom w:val="nil"/>
-          <w:right w:val="nil"/>
-          <w:insideH w:val="nil"/>
-          <w:insideV w:val="nil"/>
-        </w:tblBorders>
-      </w:tblPr>
-      <w:tblGrid>
-        <w:gridCol w:w="5270"/>
-        <w:gridCol w:w="5270"/>
-      </w:tblGrid>
-      <w:tr>
-        <w:tc>
-          <w:tcPr>
-            <w:tcW w:type="dxa" w:w="2551"/>
-          </w:tcPr>
-          <w:p>
-            <w:r>
-              <w:rPr>
-                <w:color w:val="6B7280"/>
-                <w:sz w:val="18"/>
-              </w:rPr>
-              <w:t>Date</w:t>
-            </w:r>
-          </w:p>
-        </w:tc>
-        <w:tc>
-          <w:tcPr>
-            <w:tcW w:type="dxa" w:w="6520"/>
-            <w:shd w:val="clear" w:color="auto" w:fill="EFF1F4"/>
-          </w:tcPr>
-          <w:p>
-            <w:r>
-              <w:rPr>
-                <w:sz w:val="20"/>
-              </w:rPr>
-              <w:t>[Test Date]</w:t>
+              <w:t>SUBMIT</w:t>
             </w:r>
           </w:p>
         </w:tc>
@@ -1244,6 +1759,10 @@
     <w:name w:val="Normal"/>
     <w:qFormat/>
     <w:rsid w:val="00FC693F"/>
+    <w:rPr>
+      <w:rFonts w:ascii="Calibri" w:hAnsi="Calibri"/>
+      <w:sz w:val="20"/>
+    </w:rPr>
   </w:style>
   <w:style w:type="paragraph" w:styleId="Header">
     <w:name w:val="header"/>

--- a/assets/bs5839-battery-calc-template.docx
+++ b/assets/bs5839-battery-calc-template.docx
@@ -49,7 +49,7 @@
       </w:pPr>
       <w:r>
         <w:rPr>
-          <w:rFonts w:ascii="Calibri" w:hAnsi="Calibri"/>
+          <w:rFonts w:ascii="Verdana" w:hAnsi="Verdana"/>
           <w:b/>
           <w:color w:val="1A1F2C"/>
           <w:sz w:val="28"/>
@@ -92,7 +92,7 @@
             </w:pPr>
             <w:r>
               <w:rPr>
-                <w:rFonts w:ascii="Calibri" w:hAnsi="Calibri"/>
+                <w:rFonts w:ascii="Verdana" w:hAnsi="Verdana"/>
                 <w:b/>
                 <w:color w:val="E03E3E"/>
                 <w:sz w:val="20"/>
@@ -127,7 +127,7 @@
                 <w:p>
                   <w:r>
                     <w:rPr>
-                      <w:rFonts w:ascii="Calibri" w:hAnsi="Calibri"/>
+                      <w:rFonts w:ascii="Verdana" w:hAnsi="Verdana"/>
                       <w:color w:val="E03E3E"/>
                       <w:sz w:val="18"/>
                     </w:rPr>
@@ -156,7 +156,7 @@
                 <w:p>
                   <w:r>
                     <w:rPr>
-                      <w:rFonts w:ascii="Calibri" w:hAnsi="Calibri"/>
+                      <w:rFonts w:ascii="Verdana" w:hAnsi="Verdana"/>
                       <w:color w:val="1A1F2C"/>
                       <w:sz w:val="20"/>
                     </w:rPr>
@@ -194,7 +194,7 @@
                 <w:p>
                   <w:r>
                     <w:rPr>
-                      <w:rFonts w:ascii="Calibri" w:hAnsi="Calibri"/>
+                      <w:rFonts w:ascii="Verdana" w:hAnsi="Verdana"/>
                       <w:color w:val="E03E3E"/>
                       <w:sz w:val="18"/>
                     </w:rPr>
@@ -223,7 +223,7 @@
                 <w:p>
                   <w:r>
                     <w:rPr>
-                      <w:rFonts w:ascii="Calibri" w:hAnsi="Calibri"/>
+                      <w:rFonts w:ascii="Verdana" w:hAnsi="Verdana"/>
                       <w:color w:val="1A1F2C"/>
                       <w:sz w:val="20"/>
                     </w:rPr>
@@ -282,7 +282,7 @@
             </w:pPr>
             <w:r>
               <w:rPr>
-                <w:rFonts w:ascii="Calibri" w:hAnsi="Calibri"/>
+                <w:rFonts w:ascii="Verdana" w:hAnsi="Verdana"/>
                 <w:b/>
                 <w:color w:val="E03E3E"/>
                 <w:sz w:val="20"/>
@@ -317,7 +317,7 @@
                 <w:p>
                   <w:r>
                     <w:rPr>
-                      <w:rFonts w:ascii="Calibri" w:hAnsi="Calibri"/>
+                      <w:rFonts w:ascii="Verdana" w:hAnsi="Verdana"/>
                       <w:color w:val="E03E3E"/>
                       <w:sz w:val="18"/>
                     </w:rPr>
@@ -346,7 +346,7 @@
                 <w:p>
                   <w:r>
                     <w:rPr>
-                      <w:rFonts w:ascii="Calibri" w:hAnsi="Calibri"/>
+                      <w:rFonts w:ascii="Verdana" w:hAnsi="Verdana"/>
                       <w:color w:val="1A1F2C"/>
                       <w:sz w:val="20"/>
                     </w:rPr>
@@ -386,7 +386,7 @@
                 <w:p>
                   <w:r>
                     <w:rPr>
-                      <w:rFonts w:ascii="Calibri" w:hAnsi="Calibri"/>
+                      <w:rFonts w:ascii="Verdana" w:hAnsi="Verdana"/>
                       <w:color w:val="E03E3E"/>
                       <w:sz w:val="18"/>
                     </w:rPr>
@@ -415,7 +415,7 @@
                 <w:p>
                   <w:r>
                     <w:rPr>
-                      <w:rFonts w:ascii="Calibri" w:hAnsi="Calibri"/>
+                      <w:rFonts w:ascii="Verdana" w:hAnsi="Verdana"/>
                       <w:color w:val="1A1F2C"/>
                       <w:sz w:val="20"/>
                     </w:rPr>
@@ -431,7 +431,7 @@
                 <w:p>
                   <w:r>
                     <w:rPr>
-                      <w:rFonts w:ascii="Calibri" w:hAnsi="Calibri"/>
+                      <w:rFonts w:ascii="Verdana" w:hAnsi="Verdana"/>
                       <w:color w:val="E03E3E"/>
                       <w:sz w:val="18"/>
                     </w:rPr>
@@ -460,7 +460,7 @@
                 <w:p>
                   <w:r>
                     <w:rPr>
-                      <w:rFonts w:ascii="Calibri" w:hAnsi="Calibri"/>
+                      <w:rFonts w:ascii="Verdana" w:hAnsi="Verdana"/>
                       <w:color w:val="1A1F2C"/>
                       <w:sz w:val="20"/>
                     </w:rPr>
@@ -500,7 +500,7 @@
                 <w:p>
                   <w:r>
                     <w:rPr>
-                      <w:rFonts w:ascii="Calibri" w:hAnsi="Calibri"/>
+                      <w:rFonts w:ascii="Verdana" w:hAnsi="Verdana"/>
                       <w:color w:val="E03E3E"/>
                       <w:sz w:val="18"/>
                     </w:rPr>
@@ -529,7 +529,7 @@
                 <w:p>
                   <w:r>
                     <w:rPr>
-                      <w:rFonts w:ascii="Calibri" w:hAnsi="Calibri"/>
+                      <w:rFonts w:ascii="Verdana" w:hAnsi="Verdana"/>
                       <w:color w:val="1A1F2C"/>
                       <w:sz w:val="20"/>
                     </w:rPr>
@@ -545,7 +545,7 @@
                 <w:p>
                   <w:r>
                     <w:rPr>
-                      <w:rFonts w:ascii="Calibri" w:hAnsi="Calibri"/>
+                      <w:rFonts w:ascii="Verdana" w:hAnsi="Verdana"/>
                       <w:color w:val="E03E3E"/>
                       <w:sz w:val="18"/>
                     </w:rPr>
@@ -574,7 +574,7 @@
                 <w:p>
                   <w:r>
                     <w:rPr>
-                      <w:rFonts w:ascii="Calibri" w:hAnsi="Calibri"/>
+                      <w:rFonts w:ascii="Verdana" w:hAnsi="Verdana"/>
                       <w:color w:val="1A1F2C"/>
                       <w:sz w:val="20"/>
                     </w:rPr>
@@ -612,7 +612,7 @@
                 <w:p>
                   <w:r>
                     <w:rPr>
-                      <w:rFonts w:ascii="Calibri" w:hAnsi="Calibri"/>
+                      <w:rFonts w:ascii="Verdana" w:hAnsi="Verdana"/>
                       <w:color w:val="E03E3E"/>
                       <w:sz w:val="18"/>
                     </w:rPr>
@@ -641,7 +641,7 @@
                 <w:p>
                   <w:r>
                     <w:rPr>
-                      <w:rFonts w:ascii="Calibri" w:hAnsi="Calibri"/>
+                      <w:rFonts w:ascii="Verdana" w:hAnsi="Verdana"/>
                       <w:color w:val="1A1F2C"/>
                       <w:sz w:val="20"/>
                     </w:rPr>
@@ -658,7 +658,7 @@
             </w:pPr>
             <w:r>
               <w:rPr>
-                <w:rFonts w:ascii="Calibri" w:hAnsi="Calibri"/>
+                <w:rFonts w:ascii="Verdana" w:hAnsi="Verdana"/>
                 <w:i/>
                 <w:color w:val="1A1F2C"/>
                 <w:sz w:val="16"/>
@@ -695,7 +695,7 @@
                 <w:p>
                   <w:r>
                     <w:rPr>
-                      <w:rFonts w:ascii="Calibri" w:hAnsi="Calibri"/>
+                      <w:rFonts w:ascii="Verdana" w:hAnsi="Verdana"/>
                       <w:color w:val="E03E3E"/>
                       <w:sz w:val="18"/>
                     </w:rPr>
@@ -724,7 +724,7 @@
                 <w:p>
                   <w:r>
                     <w:rPr>
-                      <w:rFonts w:ascii="Calibri" w:hAnsi="Calibri"/>
+                      <w:rFonts w:ascii="Verdana" w:hAnsi="Verdana"/>
                       <w:color w:val="1A1F2C"/>
                       <w:sz w:val="20"/>
                     </w:rPr>
@@ -740,7 +740,7 @@
                 <w:p>
                   <w:r>
                     <w:rPr>
-                      <w:rFonts w:ascii="Calibri" w:hAnsi="Calibri"/>
+                      <w:rFonts w:ascii="Verdana" w:hAnsi="Verdana"/>
                       <w:color w:val="E03E3E"/>
                       <w:sz w:val="18"/>
                     </w:rPr>
@@ -769,7 +769,7 @@
                 <w:p>
                   <w:r>
                     <w:rPr>
-                      <w:rFonts w:ascii="Calibri" w:hAnsi="Calibri"/>
+                      <w:rFonts w:ascii="Verdana" w:hAnsi="Verdana"/>
                       <w:color w:val="1A1F2C"/>
                       <w:sz w:val="20"/>
                     </w:rPr>
@@ -783,7 +783,7 @@
           <w:p>
             <w:r>
               <w:rPr>
-                <w:rFonts w:ascii="Calibri" w:hAnsi="Calibri"/>
+                <w:rFonts w:ascii="Verdana" w:hAnsi="Verdana"/>
                 <w:b/>
                 <w:color w:val="E03E3E"/>
                 <w:sz w:val="18"/>
@@ -839,7 +839,7 @@
             </w:pPr>
             <w:r>
               <w:rPr>
-                <w:rFonts w:ascii="Calibri" w:hAnsi="Calibri"/>
+                <w:rFonts w:ascii="Verdana" w:hAnsi="Verdana"/>
                 <w:b/>
                 <w:color w:val="E03E3E"/>
                 <w:sz w:val="20"/>
@@ -876,7 +876,7 @@
                 <w:p>
                   <w:r>
                     <w:rPr>
-                      <w:rFonts w:ascii="Calibri" w:hAnsi="Calibri"/>
+                      <w:rFonts w:ascii="Verdana" w:hAnsi="Verdana"/>
                       <w:color w:val="E03E3E"/>
                       <w:sz w:val="18"/>
                     </w:rPr>
@@ -905,7 +905,7 @@
                 <w:p>
                   <w:r>
                     <w:rPr>
-                      <w:rFonts w:ascii="Calibri" w:hAnsi="Calibri"/>
+                      <w:rFonts w:ascii="Verdana" w:hAnsi="Verdana"/>
                       <w:color w:val="1A1F2C"/>
                       <w:sz w:val="20"/>
                     </w:rPr>
@@ -921,7 +921,7 @@
                 <w:p>
                   <w:r>
                     <w:rPr>
-                      <w:rFonts w:ascii="Calibri" w:hAnsi="Calibri"/>
+                      <w:rFonts w:ascii="Verdana" w:hAnsi="Verdana"/>
                       <w:color w:val="E03E3E"/>
                       <w:sz w:val="18"/>
                     </w:rPr>
@@ -950,7 +950,7 @@
                 <w:p>
                   <w:r>
                     <w:rPr>
-                      <w:rFonts w:ascii="Calibri" w:hAnsi="Calibri"/>
+                      <w:rFonts w:ascii="Verdana" w:hAnsi="Verdana"/>
                       <w:color w:val="1A1F2C"/>
                       <w:sz w:val="20"/>
                     </w:rPr>
@@ -967,7 +967,7 @@
             </w:pPr>
             <w:r>
               <w:rPr>
-                <w:rFonts w:ascii="Calibri" w:hAnsi="Calibri"/>
+                <w:rFonts w:ascii="Verdana" w:hAnsi="Verdana"/>
                 <w:i/>
                 <w:color w:val="1A1F2C"/>
                 <w:sz w:val="16"/>
@@ -1023,7 +1023,7 @@
             </w:pPr>
             <w:r>
               <w:rPr>
-                <w:rFonts w:ascii="Calibri" w:hAnsi="Calibri"/>
+                <w:rFonts w:ascii="Verdana" w:hAnsi="Verdana"/>
                 <w:b/>
                 <w:color w:val="E03E3E"/>
                 <w:sz w:val="20"/>
@@ -1060,7 +1060,7 @@
                 <w:p>
                   <w:r>
                     <w:rPr>
-                      <w:rFonts w:ascii="Calibri" w:hAnsi="Calibri"/>
+                      <w:rFonts w:ascii="Verdana" w:hAnsi="Verdana"/>
                       <w:color w:val="E03E3E"/>
                       <w:sz w:val="18"/>
                     </w:rPr>
@@ -1089,7 +1089,7 @@
                 <w:p>
                   <w:r>
                     <w:rPr>
-                      <w:rFonts w:ascii="Calibri" w:hAnsi="Calibri"/>
+                      <w:rFonts w:ascii="Verdana" w:hAnsi="Verdana"/>
                       <w:color w:val="1A1F2C"/>
                       <w:sz w:val="20"/>
                     </w:rPr>
@@ -1105,7 +1105,7 @@
                 <w:p>
                   <w:r>
                     <w:rPr>
-                      <w:rFonts w:ascii="Calibri" w:hAnsi="Calibri"/>
+                      <w:rFonts w:ascii="Verdana" w:hAnsi="Verdana"/>
                       <w:color w:val="E03E3E"/>
                       <w:sz w:val="18"/>
                     </w:rPr>
@@ -1134,7 +1134,7 @@
                 <w:p>
                   <w:r>
                     <w:rPr>
-                      <w:rFonts w:ascii="Calibri" w:hAnsi="Calibri"/>
+                      <w:rFonts w:ascii="Verdana" w:hAnsi="Verdana"/>
                       <w:color w:val="1A1F2C"/>
                       <w:sz w:val="20"/>
                     </w:rPr>
@@ -1174,7 +1174,7 @@
                 <w:p>
                   <w:r>
                     <w:rPr>
-                      <w:rFonts w:ascii="Calibri" w:hAnsi="Calibri"/>
+                      <w:rFonts w:ascii="Verdana" w:hAnsi="Verdana"/>
                       <w:color w:val="E03E3E"/>
                       <w:sz w:val="18"/>
                     </w:rPr>
@@ -1203,7 +1203,7 @@
                 <w:p>
                   <w:r>
                     <w:rPr>
-                      <w:rFonts w:ascii="Calibri" w:hAnsi="Calibri"/>
+                      <w:rFonts w:ascii="Verdana" w:hAnsi="Verdana"/>
                       <w:color w:val="1A1F2C"/>
                       <w:sz w:val="20"/>
                     </w:rPr>
@@ -1219,7 +1219,7 @@
                 <w:p>
                   <w:r>
                     <w:rPr>
-                      <w:rFonts w:ascii="Calibri" w:hAnsi="Calibri"/>
+                      <w:rFonts w:ascii="Verdana" w:hAnsi="Verdana"/>
                       <w:color w:val="E03E3E"/>
                       <w:sz w:val="18"/>
                     </w:rPr>
@@ -1248,7 +1248,7 @@
                 <w:p>
                   <w:r>
                     <w:rPr>
-                      <w:rFonts w:ascii="Calibri" w:hAnsi="Calibri"/>
+                      <w:rFonts w:ascii="Verdana" w:hAnsi="Verdana"/>
                       <w:color w:val="1A1F2C"/>
                       <w:sz w:val="20"/>
                     </w:rPr>
@@ -1286,7 +1286,7 @@
                 <w:p>
                   <w:r>
                     <w:rPr>
-                      <w:rFonts w:ascii="Calibri" w:hAnsi="Calibri"/>
+                      <w:rFonts w:ascii="Verdana" w:hAnsi="Verdana"/>
                       <w:color w:val="E03E3E"/>
                       <w:sz w:val="18"/>
                     </w:rPr>
@@ -1315,7 +1315,7 @@
                 <w:p>
                   <w:r>
                     <w:rPr>
-                      <w:rFonts w:ascii="Calibri" w:hAnsi="Calibri"/>
+                      <w:rFonts w:ascii="Verdana" w:hAnsi="Verdana"/>
                       <w:color w:val="1A1F2C"/>
                       <w:sz w:val="20"/>
                     </w:rPr>
@@ -1375,7 +1375,7 @@
             </w:pPr>
             <w:r>
               <w:rPr>
-                <w:rFonts w:ascii="Calibri" w:hAnsi="Calibri"/>
+                <w:rFonts w:ascii="Verdana" w:hAnsi="Verdana"/>
                 <w:b/>
                 <w:color w:val="FFFFFF"/>
                 <w:sz w:val="22"/>
@@ -1760,7 +1760,7 @@
     <w:qFormat/>
     <w:rsid w:val="00FC693F"/>
     <w:rPr>
-      <w:rFonts w:ascii="Calibri" w:hAnsi="Calibri"/>
+      <w:rFonts w:ascii="Verdana" w:hAnsi="Verdana"/>
       <w:sz w:val="20"/>
     </w:rPr>
   </w:style>
